--- a/Assignment 3/Client-Email_2.docx
+++ b/Assignment 3/Client-Email_2.docx
@@ -1787,9 +1787,8 @@
           <w:color w:val="FF0000"/>
           <w:lang w:val="en-AU"/>
         </w:rPr>
-        <w:t xml:space="preserve">, </w:t>
-      </w:r>
-      <w:proofErr w:type="spellStart"/>
+        <w:t>, P</w:t>
+      </w:r>
       <w:r>
         <w:rPr>
           <w:rFonts w:ascii="Calibri Light"/>
@@ -1798,9 +1797,8 @@
           <w:color w:val="FF0000"/>
           <w:lang w:val="en-AU"/>
         </w:rPr>
-        <w:t>Pediatric</w:t>
-      </w:r>
-      <w:proofErr w:type="spellEnd"/>
+        <w:t>a</w:t>
+      </w:r>
       <w:r>
         <w:rPr>
           <w:rFonts w:ascii="Calibri Light"/>
@@ -1809,7 +1807,7 @@
           <w:color w:val="FF0000"/>
           <w:lang w:val="en-AU"/>
         </w:rPr>
-        <w:t xml:space="preserve"> Optometrist)</w:t>
+        <w:t>ediatric Optometrist)</w:t>
       </w:r>
       <w:r>
         <w:rPr>
@@ -1900,20 +1898,7 @@
           <w:color w:val="FF0000"/>
         </w:rPr>
         <w:noBreakHyphen/>
-      </w:r>
-      <w:proofErr w:type="spellStart"/>
-      <w:r>
-        <w:rPr>
-          <w:color w:val="FF0000"/>
-        </w:rPr>
-        <w:t>centred</w:t>
-      </w:r>
-      <w:proofErr w:type="spellEnd"/>
-      <w:r>
-        <w:rPr>
-          <w:color w:val="FF0000"/>
-        </w:rPr>
-        <w:t xml:space="preserve"> approach helps children feel comfortable and relaxed during eye examinations.</w:t>
+        <w:t>centred approach helps children feel comfortable and relaxed during eye examinations.</w:t>
       </w:r>
     </w:p>
     <w:p>
@@ -8100,26 +8085,6 @@
 </file>
 
 <file path=customXml/item1.xml><?xml version="1.0" encoding="utf-8"?>
-<p:properties xmlns:p="http://schemas.microsoft.com/office/2006/metadata/properties" xmlns:xsi="http://www.w3.org/2001/XMLSchema-instance" xmlns:pc="http://schemas.microsoft.com/office/infopath/2007/PartnerControls">
-  <documentManagement>
-    <TaxCatchAll xmlns="c64b295e-e158-430a-a9fe-95bbf17b9d7d" xsi:nil="true"/>
-    <lcf76f155ced4ddcb4097134ff3c332f xmlns="0f5e39c8-e5a1-4a0d-b53f-9134be983d19">
-      <Terms xmlns="http://schemas.microsoft.com/office/infopath/2007/PartnerControls"/>
-    </lcf76f155ced4ddcb4097134ff3c332f>
-  </documentManagement>
-</p:properties>
-</file>
-
-<file path=customXml/item2.xml><?xml version="1.0" encoding="utf-8"?>
-<?mso-contentType ?>
-<FormTemplates xmlns="http://schemas.microsoft.com/sharepoint/v3/contenttype/forms">
-  <Display>DocumentLibraryForm</Display>
-  <Edit>DocumentLibraryForm</Edit>
-  <New>DocumentLibraryForm</New>
-</FormTemplates>
-</file>
-
-<file path=customXml/item3.xml><?xml version="1.0" encoding="utf-8"?>
 <ct:contentTypeSchema xmlns:ct="http://schemas.microsoft.com/office/2006/metadata/contentType" xmlns:ma="http://schemas.microsoft.com/office/2006/metadata/properties/metaAttributes" ct:_="" ma:_="" ma:contentTypeName="Document" ma:contentTypeID="0x01010060D23BF17FCDC947B8E404D646247F8D" ma:contentTypeVersion="19" ma:contentTypeDescription="Create a new document." ma:contentTypeScope="" ma:versionID="956565ba73e342f7ff85743a54cdae39">
   <xsd:schema xmlns:xsd="http://www.w3.org/2001/XMLSchema" xmlns:xs="http://www.w3.org/2001/XMLSchema" xmlns:p="http://schemas.microsoft.com/office/2006/metadata/properties" xmlns:ns2="0f5e39c8-e5a1-4a0d-b53f-9134be983d19" xmlns:ns3="c64b295e-e158-430a-a9fe-95bbf17b9d7d" targetNamespace="http://schemas.microsoft.com/office/2006/metadata/properties" ma:root="true" ma:fieldsID="e69c52ee8cc74cf3ee061ba3b646cca7" ns2:_="" ns3:_="">
     <xsd:import namespace="0f5e39c8-e5a1-4a0d-b53f-9134be983d19"/>
@@ -8380,26 +8345,27 @@
 </ct:contentTypeSchema>
 </file>
 
-<file path=customXml/itemProps1.xml><?xml version="1.0" encoding="utf-8"?>
-<ds:datastoreItem xmlns:ds="http://schemas.openxmlformats.org/officeDocument/2006/customXml" ds:itemID="{7D37F9A6-AE81-4AAE-AA1D-826F50362124}">
-  <ds:schemaRefs>
-    <ds:schemaRef ds:uri="http://schemas.microsoft.com/office/2006/metadata/properties"/>
-    <ds:schemaRef ds:uri="http://schemas.microsoft.com/office/infopath/2007/PartnerControls"/>
-    <ds:schemaRef ds:uri="c64b295e-e158-430a-a9fe-95bbf17b9d7d"/>
-    <ds:schemaRef ds:uri="0f5e39c8-e5a1-4a0d-b53f-9134be983d19"/>
-  </ds:schemaRefs>
-</ds:datastoreItem>
+<file path=customXml/item2.xml><?xml version="1.0" encoding="utf-8"?>
+<?mso-contentType ?>
+<FormTemplates xmlns="http://schemas.microsoft.com/sharepoint/v3/contenttype/forms">
+  <Display>DocumentLibraryForm</Display>
+  <Edit>DocumentLibraryForm</Edit>
+  <New>DocumentLibraryForm</New>
+</FormTemplates>
 </file>
 
-<file path=customXml/itemProps2.xml><?xml version="1.0" encoding="utf-8"?>
-<ds:datastoreItem xmlns:ds="http://schemas.openxmlformats.org/officeDocument/2006/customXml" ds:itemID="{403408A1-AF93-4ABE-804D-9E9CBAEE8CB6}">
-  <ds:schemaRefs>
-    <ds:schemaRef ds:uri="http://schemas.microsoft.com/sharepoint/v3/contenttype/forms"/>
-  </ds:schemaRefs>
-</ds:datastoreItem>
+<file path=customXml/item3.xml><?xml version="1.0" encoding="utf-8"?>
+<p:properties xmlns:p="http://schemas.microsoft.com/office/2006/metadata/properties" xmlns:xsi="http://www.w3.org/2001/XMLSchema-instance" xmlns:pc="http://schemas.microsoft.com/office/infopath/2007/PartnerControls">
+  <documentManagement>
+    <TaxCatchAll xmlns="c64b295e-e158-430a-a9fe-95bbf17b9d7d" xsi:nil="true"/>
+    <lcf76f155ced4ddcb4097134ff3c332f xmlns="0f5e39c8-e5a1-4a0d-b53f-9134be983d19">
+      <Terms xmlns="http://schemas.microsoft.com/office/infopath/2007/PartnerControls"/>
+    </lcf76f155ced4ddcb4097134ff3c332f>
+  </documentManagement>
+</p:properties>
 </file>
 
-<file path=customXml/itemProps3.xml><?xml version="1.0" encoding="utf-8"?>
+<file path=customXml/itemProps1.xml><?xml version="1.0" encoding="utf-8"?>
 <ds:datastoreItem xmlns:ds="http://schemas.openxmlformats.org/officeDocument/2006/customXml" ds:itemID="{71371D57-047C-423F-8732-F5AB20E58047}">
   <ds:schemaRefs>
     <ds:schemaRef ds:uri="http://schemas.microsoft.com/office/2006/metadata/contentType"/>
@@ -8416,4 +8382,23 @@
     <ds:schemaRef ds:uri="http://schemas.microsoft.com/internal/obd"/>
   </ds:schemaRefs>
 </ds:datastoreItem>
+</file>
+
+<file path=customXml/itemProps2.xml><?xml version="1.0" encoding="utf-8"?>
+<ds:datastoreItem xmlns:ds="http://schemas.openxmlformats.org/officeDocument/2006/customXml" ds:itemID="{403408A1-AF93-4ABE-804D-9E9CBAEE8CB6}">
+  <ds:schemaRefs>
+    <ds:schemaRef ds:uri="http://schemas.microsoft.com/sharepoint/v3/contenttype/forms"/>
+  </ds:schemaRefs>
+</ds:datastoreItem>
+</file>
+
+<file path=customXml/itemProps3.xml><?xml version="1.0" encoding="utf-8"?>
+<ds:datastoreItem xmlns:ds="http://schemas.openxmlformats.org/officeDocument/2006/customXml" ds:itemID="{7D37F9A6-AE81-4AAE-AA1D-826F50362124}">
+  <ds:schemaRefs>
+    <ds:schemaRef ds:uri="http://schemas.microsoft.com/office/2006/metadata/properties"/>
+    <ds:schemaRef ds:uri="http://schemas.microsoft.com/office/infopath/2007/PartnerControls"/>
+    <ds:schemaRef ds:uri="c64b295e-e158-430a-a9fe-95bbf17b9d7d"/>
+    <ds:schemaRef ds:uri="0f5e39c8-e5a1-4a0d-b53f-9134be983d19"/>
+  </ds:schemaRefs>
+</ds:datastoreItem>
 </file>
--- a/Assignment 3/Client-Email_2.docx
+++ b/Assignment 3/Client-Email_2.docx
@@ -24,7 +24,6 @@
       <w:r>
         <w:t xml:space="preserve"> </w:t>
       </w:r>
-      <w:proofErr w:type="spellStart"/>
       <w:r>
         <w:rPr>
           <w:b/>
@@ -35,35 +34,8 @@
           <w:szCs w:val="28"/>
           <w14:ligatures w14:val="none"/>
         </w:rPr>
-        <w:t>Vcare</w:t>
-      </w:r>
-      <w:proofErr w:type="spellEnd"/>
-      <w:r>
-        <w:rPr>
-          <w:b/>
-          <w:bCs/>
-          <w:color w:val="7030A0"/>
-          <w:kern w:val="0"/>
-          <w:sz w:val="28"/>
-          <w:szCs w:val="28"/>
-          <w14:ligatures w14:val="none"/>
-        </w:rPr>
-        <w:t xml:space="preserve"> </w:t>
-      </w:r>
-      <w:proofErr w:type="spellStart"/>
-      <w:r>
-        <w:rPr>
-          <w:b/>
-          <w:bCs/>
-          <w:color w:val="7030A0"/>
-          <w:kern w:val="0"/>
-          <w:sz w:val="28"/>
-          <w:szCs w:val="28"/>
-          <w14:ligatures w14:val="none"/>
-        </w:rPr>
-        <w:t>Opticals</w:t>
-      </w:r>
-      <w:proofErr w:type="spellEnd"/>
+        <w:t>Vcare Opticals</w:t>
+      </w:r>
     </w:p>
     <w:p>
       <w:pPr>
@@ -105,7 +77,6 @@
         </w:rPr>
         <w:t xml:space="preserve">We are excited to announce that </w:t>
       </w:r>
-      <w:proofErr w:type="spellStart"/>
       <w:r>
         <w:rPr>
           <w:b/>
@@ -113,29 +84,8 @@
           <w:i/>
           <w:iCs/>
         </w:rPr>
-        <w:t>Vcare</w:t>
-      </w:r>
-      <w:proofErr w:type="spellEnd"/>
-      <w:r>
-        <w:rPr>
-          <w:b/>
-          <w:bCs/>
-          <w:i/>
-          <w:iCs/>
-        </w:rPr>
-        <w:t xml:space="preserve"> </w:t>
-      </w:r>
-      <w:proofErr w:type="spellStart"/>
-      <w:r>
-        <w:rPr>
-          <w:b/>
-          <w:bCs/>
-          <w:i/>
-          <w:iCs/>
-        </w:rPr>
-        <w:t>Opticals</w:t>
-      </w:r>
-      <w:proofErr w:type="spellEnd"/>
+        <w:t>Vcare Opticals</w:t>
+      </w:r>
       <w:r>
         <w:rPr>
           <w:i/>
@@ -194,42 +144,8 @@
           <w:kern w:val="0"/>
           <w14:ligatures w14:val="none"/>
         </w:rPr>
-        <w:t xml:space="preserve">About </w:t>
-      </w:r>
-      <w:proofErr w:type="spellStart"/>
-      <w:r>
-        <w:rPr>
-          <w:b/>
-          <w:bCs/>
-          <w:color w:val="0070C0"/>
-          <w:kern w:val="0"/>
-          <w14:ligatures w14:val="none"/>
-        </w:rPr>
-        <w:t>Vcare</w:t>
-      </w:r>
-      <w:proofErr w:type="spellEnd"/>
-      <w:r>
-        <w:rPr>
-          <w:b/>
-          <w:bCs/>
-          <w:color w:val="0070C0"/>
-          <w:kern w:val="0"/>
-          <w14:ligatures w14:val="none"/>
-        </w:rPr>
-        <w:t xml:space="preserve"> </w:t>
-      </w:r>
-      <w:proofErr w:type="spellStart"/>
-      <w:r>
-        <w:rPr>
-          <w:b/>
-          <w:bCs/>
-          <w:color w:val="0070C0"/>
-          <w:kern w:val="0"/>
-          <w14:ligatures w14:val="none"/>
-        </w:rPr>
-        <w:t>Opticals</w:t>
-      </w:r>
-      <w:proofErr w:type="spellEnd"/>
+        <w:t>About Vcare Opticals</w:t>
+      </w:r>
     </w:p>
     <w:p>
       <w:pPr>
@@ -530,28 +446,12 @@
       <w:r>
         <w:t xml:space="preserve">At </w:t>
       </w:r>
-      <w:proofErr w:type="spellStart"/>
-      <w:r>
-        <w:rPr>
-          <w:b/>
-        </w:rPr>
-        <w:t>Vcare</w:t>
-      </w:r>
-      <w:proofErr w:type="spellEnd"/>
-      <w:r>
-        <w:rPr>
-          <w:b/>
-        </w:rPr>
-        <w:t xml:space="preserve"> </w:t>
-      </w:r>
-      <w:proofErr w:type="spellStart"/>
-      <w:r>
-        <w:rPr>
-          <w:b/>
-        </w:rPr>
-        <w:t>Opticals</w:t>
-      </w:r>
-      <w:proofErr w:type="spellEnd"/>
+      <w:r>
+        <w:rPr>
+          <w:b/>
+        </w:rPr>
+        <w:t>Vcare Opticals</w:t>
+      </w:r>
       <w:r>
         <w:t>, we offer a wide range of services including routine vision tests, prescription lenses, contact lens fittings, dry</w:t>
       </w:r>
@@ -741,14 +641,12 @@
         </w:rPr>
         <w:t xml:space="preserve"> </w:t>
       </w:r>
-      <w:proofErr w:type="spellStart"/>
       <w:r>
         <w:rPr>
           <w:b/>
         </w:rPr>
         <w:t>Vcare</w:t>
       </w:r>
-      <w:proofErr w:type="spellEnd"/>
       <w:r>
         <w:rPr>
           <w:b/>
@@ -756,19 +654,11 @@
         </w:rPr>
         <w:t xml:space="preserve"> </w:t>
       </w:r>
-      <w:proofErr w:type="spellStart"/>
-      <w:r>
-        <w:rPr>
-          <w:b/>
-        </w:rPr>
-        <w:t>Opticals</w:t>
-      </w:r>
-      <w:proofErr w:type="spellEnd"/>
-      <w:r>
-        <w:rPr>
-          <w:b/>
-        </w:rPr>
-        <w:t>,</w:t>
+      <w:r>
+        <w:rPr>
+          <w:b/>
+        </w:rPr>
+        <w:t>Opticals,</w:t>
       </w:r>
       <w:r>
         <w:rPr>
@@ -957,37 +847,12 @@
         </w:rPr>
         <w:t xml:space="preserve">: </w:t>
       </w:r>
-      <w:proofErr w:type="spellStart"/>
       <w:r>
         <w:rPr>
           <w:color w:val="FF0000"/>
           <w:lang w:val="en-AU"/>
         </w:rPr>
-        <w:t>Vcare</w:t>
-      </w:r>
-      <w:proofErr w:type="spellEnd"/>
-      <w:r>
-        <w:rPr>
-          <w:color w:val="FF0000"/>
-          <w:lang w:val="en-AU"/>
-        </w:rPr>
-        <w:t xml:space="preserve"> </w:t>
-      </w:r>
-      <w:proofErr w:type="spellStart"/>
-      <w:r>
-        <w:rPr>
-          <w:color w:val="FF0000"/>
-          <w:lang w:val="en-AU"/>
-        </w:rPr>
-        <w:t>Opticals</w:t>
-      </w:r>
-      <w:proofErr w:type="spellEnd"/>
-      <w:r>
-        <w:rPr>
-          <w:color w:val="FF0000"/>
-          <w:lang w:val="en-AU"/>
-        </w:rPr>
-        <w:t xml:space="preserve"> now offers access to </w:t>
+        <w:t xml:space="preserve">Vcare Opticals now offers access to </w:t>
       </w:r>
       <w:r>
         <w:rPr>
@@ -1111,37 +976,12 @@
         </w:rPr>
         <w:t xml:space="preserve">: </w:t>
       </w:r>
-      <w:proofErr w:type="spellStart"/>
       <w:r>
         <w:rPr>
           <w:color w:val="FF0000"/>
           <w:lang w:val="en-AU"/>
         </w:rPr>
-        <w:t>Vcare</w:t>
-      </w:r>
-      <w:proofErr w:type="spellEnd"/>
-      <w:r>
-        <w:rPr>
-          <w:color w:val="FF0000"/>
-          <w:lang w:val="en-AU"/>
-        </w:rPr>
-        <w:t xml:space="preserve"> </w:t>
-      </w:r>
-      <w:proofErr w:type="spellStart"/>
-      <w:r>
-        <w:rPr>
-          <w:color w:val="FF0000"/>
-          <w:lang w:val="en-AU"/>
-        </w:rPr>
-        <w:t>Opticals</w:t>
-      </w:r>
-      <w:proofErr w:type="spellEnd"/>
-      <w:r>
-        <w:rPr>
-          <w:color w:val="FF0000"/>
-          <w:lang w:val="en-AU"/>
-        </w:rPr>
-        <w:t xml:space="preserve"> now uses digital eye testing equipment that provides faster and more accurate vision assessments compared to traditional eye charts. These systems help detect vision problems early and improve prescription accuracy.</w:t>
+        <w:t>Vcare Opticals now uses digital eye testing equipment that provides faster and more accurate vision assessments compared to traditional eye charts. These systems help detect vision problems early and improve prescription accuracy.</w:t>
       </w:r>
     </w:p>
     <w:p>
@@ -1234,39 +1074,7 @@
           <w:color w:val="FF0000"/>
           <w:lang w:val="en-AU"/>
         </w:rPr>
-        <w:t xml:space="preserve">With increased screen usage, </w:t>
-      </w:r>
-      <w:proofErr w:type="spellStart"/>
-      <w:r>
-        <w:rPr>
-          <w:color w:val="FF0000"/>
-          <w:lang w:val="en-AU"/>
-        </w:rPr>
-        <w:t>Vcare</w:t>
-      </w:r>
-      <w:proofErr w:type="spellEnd"/>
-      <w:r>
-        <w:rPr>
-          <w:color w:val="FF0000"/>
-          <w:lang w:val="en-AU"/>
-        </w:rPr>
-        <w:t xml:space="preserve"> </w:t>
-      </w:r>
-      <w:proofErr w:type="spellStart"/>
-      <w:r>
-        <w:rPr>
-          <w:color w:val="FF0000"/>
-          <w:lang w:val="en-AU"/>
-        </w:rPr>
-        <w:t>Opticals</w:t>
-      </w:r>
-      <w:proofErr w:type="spellEnd"/>
-      <w:r>
-        <w:rPr>
-          <w:color w:val="FF0000"/>
-          <w:lang w:val="en-AU"/>
-        </w:rPr>
-        <w:t xml:space="preserve"> now offers digital eye strain assessments. This service helps identify eye fatigue caused by computers and mobile devices and recommends blue</w:t>
+        <w:t>With increased screen usage, Vcare Opticals now offers digital eye strain assessments. This service helps identify eye fatigue caused by computers and mobile devices and recommends blue</w:t>
       </w:r>
       <w:r>
         <w:rPr>
@@ -1373,35 +1181,7 @@
         <w:rPr>
           <w:color w:val="FF0000"/>
         </w:rPr>
-        <w:t xml:space="preserve">ups, </w:t>
-      </w:r>
-      <w:proofErr w:type="spellStart"/>
-      <w:r>
-        <w:rPr>
-          <w:color w:val="FF0000"/>
-        </w:rPr>
-        <w:t>Vcare</w:t>
-      </w:r>
-      <w:proofErr w:type="spellEnd"/>
-      <w:r>
-        <w:rPr>
-          <w:color w:val="FF0000"/>
-        </w:rPr>
-        <w:t xml:space="preserve"> </w:t>
-      </w:r>
-      <w:proofErr w:type="spellStart"/>
-      <w:r>
-        <w:rPr>
-          <w:color w:val="FF0000"/>
-        </w:rPr>
-        <w:t>Opticals</w:t>
-      </w:r>
-      <w:proofErr w:type="spellEnd"/>
-      <w:r>
-        <w:rPr>
-          <w:color w:val="FF0000"/>
-        </w:rPr>
-        <w:t xml:space="preserve"> now provides virtual consultations, allowing customers to receive professional advice from home without visiting the clinic.</w:t>
+        <w:t>ups, Vcare Opticals now provides virtual consultations, allowing customers to receive professional advice from home without visiting the clinic.</w:t>
       </w:r>
     </w:p>
     <w:p>
@@ -1819,33 +1599,11 @@
         </w:rPr>
         <w:t xml:space="preserve">: </w:t>
       </w:r>
-      <w:proofErr w:type="spellStart"/>
-      <w:r>
-        <w:rPr>
-          <w:color w:val="FF0000"/>
-        </w:rPr>
-        <w:t>Vcare</w:t>
-      </w:r>
-      <w:proofErr w:type="spellEnd"/>
-      <w:r>
-        <w:rPr>
-          <w:color w:val="FF0000"/>
-        </w:rPr>
-        <w:t xml:space="preserve"> </w:t>
-      </w:r>
-      <w:proofErr w:type="spellStart"/>
-      <w:r>
-        <w:rPr>
-          <w:color w:val="FF0000"/>
-        </w:rPr>
-        <w:t>Opticals</w:t>
-      </w:r>
-      <w:proofErr w:type="spellEnd"/>
-      <w:r>
-        <w:rPr>
-          <w:color w:val="FF0000"/>
-        </w:rPr>
-        <w:t xml:space="preserve"> is pleased to welcome Dr. </w:t>
+      <w:r>
+        <w:rPr>
+          <w:color w:val="FF0000"/>
+        </w:rPr>
+        <w:t xml:space="preserve">Vcare Opticals is pleased to welcome Dr. </w:t>
       </w:r>
       <w:r>
         <w:rPr>
@@ -2520,24 +2278,17 @@
         </w:rPr>
         <w:t xml:space="preserve"> </w:t>
       </w:r>
-      <w:proofErr w:type="spellStart"/>
       <w:r>
         <w:t>Vcare</w:t>
       </w:r>
-      <w:proofErr w:type="spellEnd"/>
       <w:r>
         <w:rPr>
           <w:spacing w:val="-2"/>
         </w:rPr>
         <w:t xml:space="preserve"> </w:t>
       </w:r>
-      <w:proofErr w:type="spellStart"/>
-      <w:r>
-        <w:t>Opticals</w:t>
-      </w:r>
-      <w:proofErr w:type="spellEnd"/>
-      <w:r>
-        <w:t>, Emi sets</w:t>
+      <w:r>
+        <w:t>Opticals, Emi sets</w:t>
       </w:r>
       <w:r>
         <w:rPr>
@@ -4258,7 +4009,6 @@
         </w:rPr>
         <w:t xml:space="preserve"> Checkup at </w:t>
       </w:r>
-      <w:proofErr w:type="spellStart"/>
       <w:r>
         <w:rPr>
           <w:b/>
@@ -4267,25 +4017,14 @@
         </w:rPr>
         <w:t>Vcare</w:t>
       </w:r>
-      <w:proofErr w:type="spellEnd"/>
-      <w:r>
-        <w:rPr>
-          <w:b/>
-          <w:bCs/>
-          <w:color w:val="FF0000"/>
-        </w:rPr>
-        <w:t xml:space="preserve"> </w:t>
-      </w:r>
-      <w:proofErr w:type="spellStart"/>
-      <w:r>
-        <w:rPr>
-          <w:b/>
-          <w:bCs/>
-          <w:color w:val="FF0000"/>
-        </w:rPr>
-        <w:t>Opticals</w:t>
-      </w:r>
-      <w:proofErr w:type="spellEnd"/>
+      <w:r>
+        <w:rPr>
+          <w:b/>
+          <w:bCs/>
+          <w:color w:val="FF0000"/>
+        </w:rPr>
+        <w:t xml:space="preserve"> Opticals</w:t>
+      </w:r>
       <w:r>
         <w:rPr>
           <w:b/>
@@ -4327,34 +4066,14 @@
         </w:rPr>
         <w:br/>
       </w:r>
-      <w:proofErr w:type="spellStart"/>
-      <w:r>
-        <w:rPr>
-          <w:b/>
-          <w:bCs/>
-          <w:color w:val="FF0000"/>
-        </w:rPr>
-        <w:t>Vcare</w:t>
-      </w:r>
-      <w:proofErr w:type="spellEnd"/>
-      <w:r>
-        <w:rPr>
-          <w:b/>
-          <w:bCs/>
-          <w:color w:val="FF0000"/>
-        </w:rPr>
-        <w:t xml:space="preserve"> </w:t>
-      </w:r>
-      <w:proofErr w:type="spellStart"/>
-      <w:r>
-        <w:rPr>
-          <w:b/>
-          <w:bCs/>
-          <w:color w:val="FF0000"/>
-        </w:rPr>
-        <w:t>Opticals</w:t>
-      </w:r>
-      <w:proofErr w:type="spellEnd"/>
+      <w:r>
+        <w:rPr>
+          <w:b/>
+          <w:bCs/>
+          <w:color w:val="FF0000"/>
+        </w:rPr>
+        <w:t>Vcare Opticals</w:t>
+      </w:r>
       <w:r>
         <w:rPr>
           <w:color w:val="FF0000"/>
@@ -8085,6 +7804,26 @@
 </file>
 
 <file path=customXml/item1.xml><?xml version="1.0" encoding="utf-8"?>
+<p:properties xmlns:p="http://schemas.microsoft.com/office/2006/metadata/properties" xmlns:xsi="http://www.w3.org/2001/XMLSchema-instance" xmlns:pc="http://schemas.microsoft.com/office/infopath/2007/PartnerControls">
+  <documentManagement>
+    <TaxCatchAll xmlns="c64b295e-e158-430a-a9fe-95bbf17b9d7d" xsi:nil="true"/>
+    <lcf76f155ced4ddcb4097134ff3c332f xmlns="0f5e39c8-e5a1-4a0d-b53f-9134be983d19">
+      <Terms xmlns="http://schemas.microsoft.com/office/infopath/2007/PartnerControls"/>
+    </lcf76f155ced4ddcb4097134ff3c332f>
+  </documentManagement>
+</p:properties>
+</file>
+
+<file path=customXml/item2.xml><?xml version="1.0" encoding="utf-8"?>
+<?mso-contentType ?>
+<FormTemplates xmlns="http://schemas.microsoft.com/sharepoint/v3/contenttype/forms">
+  <Display>DocumentLibraryForm</Display>
+  <Edit>DocumentLibraryForm</Edit>
+  <New>DocumentLibraryForm</New>
+</FormTemplates>
+</file>
+
+<file path=customXml/item3.xml><?xml version="1.0" encoding="utf-8"?>
 <ct:contentTypeSchema xmlns:ct="http://schemas.microsoft.com/office/2006/metadata/contentType" xmlns:ma="http://schemas.microsoft.com/office/2006/metadata/properties/metaAttributes" ct:_="" ma:_="" ma:contentTypeName="Document" ma:contentTypeID="0x01010060D23BF17FCDC947B8E404D646247F8D" ma:contentTypeVersion="19" ma:contentTypeDescription="Create a new document." ma:contentTypeScope="" ma:versionID="956565ba73e342f7ff85743a54cdae39">
   <xsd:schema xmlns:xsd="http://www.w3.org/2001/XMLSchema" xmlns:xs="http://www.w3.org/2001/XMLSchema" xmlns:p="http://schemas.microsoft.com/office/2006/metadata/properties" xmlns:ns2="0f5e39c8-e5a1-4a0d-b53f-9134be983d19" xmlns:ns3="c64b295e-e158-430a-a9fe-95bbf17b9d7d" targetNamespace="http://schemas.microsoft.com/office/2006/metadata/properties" ma:root="true" ma:fieldsID="e69c52ee8cc74cf3ee061ba3b646cca7" ns2:_="" ns3:_="">
     <xsd:import namespace="0f5e39c8-e5a1-4a0d-b53f-9134be983d19"/>
@@ -8345,27 +8084,26 @@
 </ct:contentTypeSchema>
 </file>
 
-<file path=customXml/item2.xml><?xml version="1.0" encoding="utf-8"?>
-<?mso-contentType ?>
-<FormTemplates xmlns="http://schemas.microsoft.com/sharepoint/v3/contenttype/forms">
-  <Display>DocumentLibraryForm</Display>
-  <Edit>DocumentLibraryForm</Edit>
-  <New>DocumentLibraryForm</New>
-</FormTemplates>
+<file path=customXml/itemProps1.xml><?xml version="1.0" encoding="utf-8"?>
+<ds:datastoreItem xmlns:ds="http://schemas.openxmlformats.org/officeDocument/2006/customXml" ds:itemID="{7D37F9A6-AE81-4AAE-AA1D-826F50362124}">
+  <ds:schemaRefs>
+    <ds:schemaRef ds:uri="http://schemas.microsoft.com/office/2006/metadata/properties"/>
+    <ds:schemaRef ds:uri="http://schemas.microsoft.com/office/infopath/2007/PartnerControls"/>
+    <ds:schemaRef ds:uri="c64b295e-e158-430a-a9fe-95bbf17b9d7d"/>
+    <ds:schemaRef ds:uri="0f5e39c8-e5a1-4a0d-b53f-9134be983d19"/>
+  </ds:schemaRefs>
+</ds:datastoreItem>
 </file>
 
-<file path=customXml/item3.xml><?xml version="1.0" encoding="utf-8"?>
-<p:properties xmlns:p="http://schemas.microsoft.com/office/2006/metadata/properties" xmlns:xsi="http://www.w3.org/2001/XMLSchema-instance" xmlns:pc="http://schemas.microsoft.com/office/infopath/2007/PartnerControls">
-  <documentManagement>
-    <TaxCatchAll xmlns="c64b295e-e158-430a-a9fe-95bbf17b9d7d" xsi:nil="true"/>
-    <lcf76f155ced4ddcb4097134ff3c332f xmlns="0f5e39c8-e5a1-4a0d-b53f-9134be983d19">
-      <Terms xmlns="http://schemas.microsoft.com/office/infopath/2007/PartnerControls"/>
-    </lcf76f155ced4ddcb4097134ff3c332f>
-  </documentManagement>
-</p:properties>
+<file path=customXml/itemProps2.xml><?xml version="1.0" encoding="utf-8"?>
+<ds:datastoreItem xmlns:ds="http://schemas.openxmlformats.org/officeDocument/2006/customXml" ds:itemID="{403408A1-AF93-4ABE-804D-9E9CBAEE8CB6}">
+  <ds:schemaRefs>
+    <ds:schemaRef ds:uri="http://schemas.microsoft.com/sharepoint/v3/contenttype/forms"/>
+  </ds:schemaRefs>
+</ds:datastoreItem>
 </file>
 
-<file path=customXml/itemProps1.xml><?xml version="1.0" encoding="utf-8"?>
+<file path=customXml/itemProps3.xml><?xml version="1.0" encoding="utf-8"?>
 <ds:datastoreItem xmlns:ds="http://schemas.openxmlformats.org/officeDocument/2006/customXml" ds:itemID="{71371D57-047C-423F-8732-F5AB20E58047}">
   <ds:schemaRefs>
     <ds:schemaRef ds:uri="http://schemas.microsoft.com/office/2006/metadata/contentType"/>
@@ -8382,23 +8120,4 @@
     <ds:schemaRef ds:uri="http://schemas.microsoft.com/internal/obd"/>
   </ds:schemaRefs>
 </ds:datastoreItem>
-</file>
-
-<file path=customXml/itemProps2.xml><?xml version="1.0" encoding="utf-8"?>
-<ds:datastoreItem xmlns:ds="http://schemas.openxmlformats.org/officeDocument/2006/customXml" ds:itemID="{403408A1-AF93-4ABE-804D-9E9CBAEE8CB6}">
-  <ds:schemaRefs>
-    <ds:schemaRef ds:uri="http://schemas.microsoft.com/sharepoint/v3/contenttype/forms"/>
-  </ds:schemaRefs>
-</ds:datastoreItem>
-</file>
-
-<file path=customXml/itemProps3.xml><?xml version="1.0" encoding="utf-8"?>
-<ds:datastoreItem xmlns:ds="http://schemas.openxmlformats.org/officeDocument/2006/customXml" ds:itemID="{7D37F9A6-AE81-4AAE-AA1D-826F50362124}">
-  <ds:schemaRefs>
-    <ds:schemaRef ds:uri="http://schemas.microsoft.com/office/2006/metadata/properties"/>
-    <ds:schemaRef ds:uri="http://schemas.microsoft.com/office/infopath/2007/PartnerControls"/>
-    <ds:schemaRef ds:uri="c64b295e-e158-430a-a9fe-95bbf17b9d7d"/>
-    <ds:schemaRef ds:uri="0f5e39c8-e5a1-4a0d-b53f-9134be983d19"/>
-  </ds:schemaRefs>
-</ds:datastoreItem>
 </file>